--- a/publishing/addawatul-makkiyyah-english-json/exports/docx/addawatul-makkiyyah-english.docx
+++ b/publishing/addawatul-makkiyyah-english-json/exports/docx/addawatul-makkiyyah-english.docx
@@ -46,20 +46,6 @@
           <w:szCs w:val="22"/>
         </w:rPr>
         <w:t xml:space="preserve">Imam Ahmad Raza Khan Barelvi</w:t>
-      </w:r>
-    </w:p>
-    <w:p>
-      <w:pPr>
-        <w:spacing w:after="160" w:before="160"/>
-        <w:jc w:val="center"/>
-      </w:pPr>
-      <w:r>
-        <w:rPr>
-          <w:rFonts w:ascii="Georgia" w:cs="Georgia" w:eastAsia="Georgia" w:hAnsi="Georgia"/>
-          <w:sz w:val="18"/>
-          <w:szCs w:val="18"/>
-        </w:rPr>
-        <w:t xml:space="preserve">Translated from the Roman Urdu edition</w:t>
       </w:r>
     </w:p>
     <w:sectPr>
